--- a/Project_Animagus/작업 일지/광신_작업일지/작업일지(250331-250406).docx
+++ b/Project_Animagus/작업 일지/광신_작업일지/작업일지(250331-250406).docx
@@ -65,6 +65,7 @@
             <w:pPr>
               <w:jc w:val="center"/>
               <w:rPr>
+                <w:rFonts w:hint="eastAsia"/>
                 <w:b/>
                 <w:sz w:val="18"/>
               </w:rPr>
@@ -75,7 +76,7 @@
                 <w:b/>
                 <w:sz w:val="18"/>
               </w:rPr>
-              <w:t>2018180042</w:t>
+              <w:t>2020182003</w:t>
             </w:r>
             <w:r>
               <w:rPr>
@@ -90,52 +91,7 @@
                 <w:b/>
                 <w:sz w:val="18"/>
               </w:rPr>
-              <w:t>지태준</w:t>
-            </w:r>
-          </w:p>
-          <w:p>
-            <w:pPr>
-              <w:jc w:val="center"/>
-              <w:rPr>
-                <w:b/>
-                <w:sz w:val="18"/>
-              </w:rPr>
-            </w:pPr>
-            <w:r>
-              <w:rPr>
-                <w:rFonts w:hint="eastAsia"/>
-                <w:b/>
-                <w:sz w:val="18"/>
-              </w:rPr>
-              <w:t>2020182003</w:t>
-            </w:r>
-            <w:r>
-              <w:rPr>
-                <w:b/>
-                <w:sz w:val="18"/>
-              </w:rPr>
-              <w:t xml:space="preserve"> </w:t>
-            </w:r>
-            <w:r>
-              <w:rPr>
-                <w:rFonts w:hint="eastAsia"/>
-                <w:b/>
-                <w:sz w:val="18"/>
-              </w:rPr>
               <w:t>고광신</w:t>
-            </w:r>
-          </w:p>
-          <w:p>
-            <w:pPr>
-              <w:jc w:val="center"/>
-            </w:pPr>
-            <w:r>
-              <w:rPr>
-                <w:rFonts w:hint="eastAsia"/>
-                <w:b/>
-                <w:sz w:val="18"/>
-              </w:rPr>
-              <w:t>2020182040 조환희</w:t>
             </w:r>
           </w:p>
         </w:tc>
@@ -226,9 +182,17 @@
             <w:pPr>
               <w:jc w:val="center"/>
               <w:rPr>
-                <w:b/>
-              </w:rPr>
-            </w:pPr>
+                <w:rFonts w:hint="eastAsia"/>
+                <w:b/>
+              </w:rPr>
+            </w:pPr>
+            <w:r>
+              <w:rPr>
+                <w:rFonts w:hint="eastAsia"/>
+                <w:b/>
+              </w:rPr>
+              <w:t>15</w:t>
+            </w:r>
           </w:p>
         </w:tc>
         <w:tc>
@@ -263,7 +227,6 @@
             <w:pPr>
               <w:jc w:val="center"/>
               <w:rPr>
-                <w:rFonts w:hint="eastAsia"/>
                 <w:b/>
               </w:rPr>
             </w:pPr>
@@ -280,7 +243,7 @@
                 <w:b/>
                 <w:sz w:val="22"/>
               </w:rPr>
-              <w:t>4</w:t>
+              <w:t>5</w:t>
             </w:r>
             <w:r>
               <w:rPr>
@@ -295,7 +258,7 @@
                 <w:b/>
                 <w:sz w:val="22"/>
               </w:rPr>
-              <w:t>12</w:t>
+              <w:t>03</w:t>
             </w:r>
             <w:r>
               <w:rPr>
@@ -310,7 +273,7 @@
                 <w:b/>
                 <w:sz w:val="22"/>
               </w:rPr>
-              <w:t>23</w:t>
+              <w:t>31</w:t>
             </w:r>
             <w:r>
               <w:rPr>
@@ -325,22 +288,22 @@
                 <w:b/>
                 <w:sz w:val="22"/>
               </w:rPr>
-              <w:t>4</w:t>
-            </w:r>
-            <w:r>
-              <w:rPr>
-                <w:b/>
-                <w:sz w:val="22"/>
-              </w:rPr>
-              <w:t>.</w:t>
-            </w:r>
-            <w:r>
-              <w:rPr>
-                <w:rFonts w:hint="eastAsia"/>
-                <w:b/>
-                <w:sz w:val="22"/>
-              </w:rPr>
-              <w:t>12.29</w:t>
+              <w:t>5</w:t>
+            </w:r>
+            <w:r>
+              <w:rPr>
+                <w:b/>
+                <w:sz w:val="22"/>
+              </w:rPr>
+              <w:t>.0</w:t>
+            </w:r>
+            <w:r>
+              <w:rPr>
+                <w:rFonts w:hint="eastAsia"/>
+                <w:b/>
+                <w:sz w:val="22"/>
+              </w:rPr>
+              <w:t>4.06</w:t>
             </w:r>
           </w:p>
         </w:tc>
@@ -431,66 +394,12 @@
           </w:tcPr>
           <w:p>
             <w:pPr>
-              <w:pStyle w:val="a4"/>
-              <w:numPr>
-                <w:ilvl w:val="0"/>
-                <w:numId w:val="2"/>
-              </w:numPr>
-              <w:ind w:leftChars="0"/>
               <w:jc w:val="left"/>
               <w:rPr>
-                <w:b/>
-              </w:rPr>
-            </w:pPr>
-            <w:r>
-              <w:rPr>
-                <w:rFonts w:hint="eastAsia"/>
-                <w:b/>
-              </w:rPr>
-              <w:t>지태준</w:t>
-            </w:r>
-          </w:p>
-          <w:p>
-            <w:pPr>
-              <w:pStyle w:val="a4"/>
-              <w:numPr>
-                <w:ilvl w:val="0"/>
-                <w:numId w:val="2"/>
-              </w:numPr>
-              <w:ind w:leftChars="0"/>
-              <w:jc w:val="left"/>
-              <w:rPr>
-                <w:b/>
-              </w:rPr>
-            </w:pPr>
-            <w:r>
-              <w:rPr>
-                <w:rFonts w:hint="eastAsia"/>
-                <w:b/>
-              </w:rPr>
-              <w:t>고광신</w:t>
-            </w:r>
-          </w:p>
-          <w:p>
-            <w:pPr>
-              <w:pStyle w:val="a4"/>
-              <w:numPr>
-                <w:ilvl w:val="0"/>
-                <w:numId w:val="2"/>
-              </w:numPr>
-              <w:ind w:leftChars="0"/>
-              <w:jc w:val="left"/>
-              <w:rPr>
-                <w:b/>
-              </w:rPr>
-            </w:pPr>
-            <w:r>
-              <w:rPr>
-                <w:rFonts w:hint="eastAsia"/>
-                <w:b/>
-              </w:rPr>
-              <w:t>조환희</w:t>
-            </w:r>
+                <w:rFonts w:hint="eastAsia"/>
+                <w:b/>
+              </w:rPr>
+            </w:pPr>
           </w:p>
         </w:tc>
       </w:tr>
@@ -517,73 +426,6 @@
           <w:sz w:val="22"/>
         </w:rPr>
         <w:t>&lt;상세 수행내용&gt;</w:t>
-      </w:r>
-    </w:p>
-    <w:p>
-      <w:pPr>
-        <w:pStyle w:val="a4"/>
-        <w:numPr>
-          <w:ilvl w:val="1"/>
-          <w:numId w:val="1"/>
-        </w:numPr>
-        <w:ind w:leftChars="0"/>
-        <w:rPr>
-          <w:sz w:val="22"/>
-        </w:rPr>
-      </w:pPr>
-      <w:r>
-        <w:rPr>
-          <w:rFonts w:hint="eastAsia"/>
-          <w:b/>
-          <w:sz w:val="28"/>
-          <w:szCs w:val="28"/>
-        </w:rPr>
-        <w:t>지태준</w:t>
-      </w:r>
-    </w:p>
-    <w:p>
-      <w:pPr>
-        <w:pStyle w:val="a4"/>
-        <w:numPr>
-          <w:ilvl w:val="1"/>
-          <w:numId w:val="1"/>
-        </w:numPr>
-        <w:ind w:leftChars="0"/>
-        <w:rPr>
-          <w:sz w:val="22"/>
-        </w:rPr>
-      </w:pPr>
-      <w:r>
-        <w:rPr>
-          <w:rFonts w:hint="eastAsia"/>
-          <w:b/>
-          <w:sz w:val="28"/>
-          <w:szCs w:val="28"/>
-        </w:rPr>
-        <w:t>고광신</w:t>
-      </w:r>
-    </w:p>
-    <w:p>
-      <w:pPr>
-        <w:pStyle w:val="a4"/>
-        <w:numPr>
-          <w:ilvl w:val="1"/>
-          <w:numId w:val="1"/>
-        </w:numPr>
-        <w:ind w:leftChars="0"/>
-        <w:rPr>
-          <w:rFonts w:hint="eastAsia"/>
-          <w:sz w:val="22"/>
-        </w:rPr>
-      </w:pPr>
-      <w:r>
-        <w:rPr>
-          <w:rFonts w:hint="eastAsia"/>
-          <w:b/>
-          <w:sz w:val="28"/>
-          <w:szCs w:val="28"/>
-        </w:rPr>
-        <w:t>조환희</w:t>
       </w:r>
       <w:r>
         <w:rPr>
@@ -731,10 +573,19 @@
             <w:pPr>
               <w:jc w:val="center"/>
               <w:rPr>
-                <w:b/>
-                <w:sz w:val="22"/>
-              </w:rPr>
-            </w:pPr>
+                <w:rFonts w:hint="eastAsia"/>
+                <w:b/>
+                <w:sz w:val="22"/>
+              </w:rPr>
+            </w:pPr>
+            <w:r>
+              <w:rPr>
+                <w:rFonts w:hint="eastAsia"/>
+                <w:b/>
+                <w:sz w:val="22"/>
+              </w:rPr>
+              <w:t>16</w:t>
+            </w:r>
           </w:p>
         </w:tc>
         <w:tc>
@@ -768,6 +619,9 @@
           <w:p>
             <w:pPr>
               <w:jc w:val="center"/>
+              <w:rPr>
+                <w:rFonts w:hint="eastAsia"/>
+              </w:rPr>
             </w:pPr>
             <w:r>
               <w:rPr>
@@ -782,6 +636,29 @@
                 <w:b/>
                 <w:sz w:val="22"/>
               </w:rPr>
+              <w:t>5</w:t>
+            </w:r>
+            <w:r>
+              <w:rPr>
+                <w:b/>
+                <w:sz w:val="22"/>
+              </w:rPr>
+              <w:t>.</w:t>
+            </w:r>
+            <w:r>
+              <w:rPr>
+                <w:rFonts w:hint="eastAsia"/>
+                <w:b/>
+                <w:sz w:val="22"/>
+              </w:rPr>
+              <w:t>0</w:t>
+            </w:r>
+            <w:r>
+              <w:rPr>
+                <w:rFonts w:hint="eastAsia"/>
+                <w:b/>
+                <w:sz w:val="22"/>
+              </w:rPr>
               <w:t>4</w:t>
             </w:r>
             <w:r>
@@ -793,33 +670,11 @@
             </w:r>
             <w:r>
               <w:rPr>
-                <w:b/>
-                <w:sz w:val="22"/>
-              </w:rPr>
-              <w:t>1</w:t>
-            </w:r>
-            <w:r>
-              <w:rPr>
-                <w:rFonts w:hint="eastAsia"/>
-                <w:b/>
-                <w:sz w:val="22"/>
-              </w:rPr>
-              <w:t>2</w:t>
-            </w:r>
-            <w:r>
-              <w:rPr>
-                <w:b/>
-                <w:sz w:val="22"/>
-              </w:rPr>
-              <w:t>.</w:t>
-            </w:r>
-            <w:r>
-              <w:rPr>
-                <w:rFonts w:hint="eastAsia"/>
-                <w:b/>
-                <w:sz w:val="22"/>
-              </w:rPr>
-              <w:t>30</w:t>
+                <w:rFonts w:hint="eastAsia"/>
+                <w:b/>
+                <w:sz w:val="22"/>
+              </w:rPr>
+              <w:t>07</w:t>
             </w:r>
             <w:r>
               <w:rPr>
@@ -845,25 +700,19 @@
             </w:r>
             <w:r>
               <w:rPr>
-                <w:b/>
-                <w:sz w:val="22"/>
-              </w:rPr>
-              <w:t>1</w:t>
-            </w:r>
-            <w:r>
-              <w:rPr>
-                <w:b/>
-                <w:sz w:val="22"/>
-              </w:rPr>
-              <w:t>.</w:t>
-            </w:r>
-            <w:r>
-              <w:rPr>
-                <w:rFonts w:hint="eastAsia"/>
-                <w:b/>
-                <w:sz w:val="22"/>
-              </w:rPr>
-              <w:t>05</w:t>
+                <w:rFonts w:hint="eastAsia"/>
+                <w:b/>
+                <w:sz w:val="22"/>
+              </w:rPr>
+              <w:t>4.</w:t>
+            </w:r>
+            <w:r>
+              <w:rPr>
+                <w:rFonts w:hint="eastAsia"/>
+                <w:b/>
+                <w:sz w:val="22"/>
+              </w:rPr>
+              <w:t>13</w:t>
             </w:r>
           </w:p>
         </w:tc>
@@ -902,52 +751,6 @@
             <w:vAlign w:val="center"/>
           </w:tcPr>
           <w:p>
-            <w:r>
-              <w:rPr>
-                <w:rFonts w:hint="eastAsia"/>
-              </w:rPr>
-              <w:t>지태준</w:t>
-            </w:r>
-            <w:r>
-              <w:rPr>
-                <w:rFonts w:hint="eastAsia"/>
-              </w:rPr>
-              <w:t>:</w:t>
-            </w:r>
-            <w:r>
-              <w:t xml:space="preserve"> </w:t>
-            </w:r>
-          </w:p>
-          <w:p>
-            <w:r>
-              <w:rPr>
-                <w:rFonts w:hint="eastAsia"/>
-              </w:rPr>
-              <w:t>고광신</w:t>
-            </w:r>
-            <w:r>
-              <w:rPr>
-                <w:rFonts w:hint="eastAsia"/>
-              </w:rPr>
-              <w:t>:</w:t>
-            </w:r>
-            <w:r>
-              <w:t xml:space="preserve"> </w:t>
-            </w:r>
-          </w:p>
-          <w:p>
-            <w:r>
-              <w:rPr>
-                <w:rFonts w:hint="eastAsia"/>
-              </w:rPr>
-              <w:t>조환희</w:t>
-            </w:r>
-            <w:r>
-              <w:rPr>
-                <w:rFonts w:hint="eastAsia"/>
-              </w:rPr>
-              <w:t>:</w:t>
-            </w:r>
             <w:r>
               <w:t xml:space="preserve"> </w:t>
             </w:r>

--- a/Project_Animagus/작업 일지/광신_작업일지/작업일지(250331-250406).docx
+++ b/Project_Animagus/작업 일지/광신_작업일지/작업일지(250331-250406).docx
@@ -65,7 +65,6 @@
             <w:pPr>
               <w:jc w:val="center"/>
               <w:rPr>
-                <w:rFonts w:hint="eastAsia"/>
                 <w:b/>
                 <w:sz w:val="18"/>
               </w:rPr>
@@ -182,7 +181,6 @@
             <w:pPr>
               <w:jc w:val="center"/>
               <w:rPr>
-                <w:rFonts w:hint="eastAsia"/>
                 <w:b/>
               </w:rPr>
             </w:pPr>
@@ -396,10 +394,32 @@
             <w:pPr>
               <w:jc w:val="left"/>
               <w:rPr>
-                <w:rFonts w:hint="eastAsia"/>
-                <w:b/>
-              </w:rPr>
-            </w:pPr>
+                <w:b/>
+              </w:rPr>
+            </w:pPr>
+            <w:r>
+              <w:rPr>
+                <w:rFonts w:hint="eastAsia"/>
+                <w:b/>
+              </w:rPr>
+              <w:t xml:space="preserve">AI 스킬 4가지 사용 노드 추가 </w:t>
+            </w:r>
+          </w:p>
+          <w:p>
+            <w:pPr>
+              <w:jc w:val="left"/>
+              <w:rPr>
+                <w:rFonts w:hint="eastAsia"/>
+                <w:b/>
+              </w:rPr>
+            </w:pPr>
+            <w:r>
+              <w:rPr>
+                <w:rFonts w:hint="eastAsia"/>
+                <w:b/>
+              </w:rPr>
+              <w:t>Navigation Movement의 Path Property를 수정해서 속도가 감속되는 것을 수정함</w:t>
+            </w:r>
           </w:p>
         </w:tc>
       </w:tr>
@@ -415,7 +435,7 @@
     <w:p>
       <w:pPr>
         <w:rPr>
-          <w:b/>
+          <w:bCs/>
           <w:sz w:val="22"/>
         </w:rPr>
       </w:pPr>
@@ -433,13 +453,55 @@
         </w:rPr>
         <w:br/>
       </w:r>
+      <w:r>
+        <w:rPr>
+          <w:rFonts w:hint="eastAsia"/>
+          <w:bCs/>
+          <w:sz w:val="22"/>
+        </w:rPr>
+        <w:t>스킬 배열을 갖고 있으니 원하는 스킬 번호를 사용하도록 했음</w:t>
+      </w:r>
     </w:p>
     <w:p>
       <w:pPr>
         <w:rPr>
+          <w:bCs/>
           <w:sz w:val="22"/>
         </w:rPr>
       </w:pPr>
+    </w:p>
+    <w:p>
+      <w:pPr>
+        <w:rPr>
+          <w:bCs/>
+          <w:sz w:val="22"/>
+        </w:rPr>
+      </w:pPr>
+      <w:r>
+        <w:rPr>
+          <w:rFonts w:hint="eastAsia"/>
+          <w:bCs/>
+          <w:sz w:val="22"/>
+        </w:rPr>
+        <w:t xml:space="preserve">MoveTo 방식으로 캐릭터를 움직일 때, Path 관련 설정 때문에 급감속이 되는 현상이 있었는데 </w:t>
+      </w:r>
+    </w:p>
+    <w:p>
+      <w:pPr>
+        <w:rPr>
+          <w:rFonts w:hint="eastAsia"/>
+          <w:bCs/>
+          <w:sz w:val="22"/>
+        </w:rPr>
+      </w:pPr>
+      <w:r>
+        <w:rPr>
+          <w:rFonts w:hint="eastAsia"/>
+          <w:bCs/>
+          <w:sz w:val="22"/>
+        </w:rPr>
+        <w:t>Nav Movement에서 Use Acceleration for Paths 기능을 꺼서 감속이 되지 않도록 했음</w:t>
+      </w:r>
     </w:p>
     <w:p>
       <w:pPr>
@@ -500,6 +562,12 @@
             <w:pPr>
               <w:jc w:val="left"/>
             </w:pPr>
+            <w:r>
+              <w:rPr>
+                <w:rFonts w:hint="eastAsia"/>
+              </w:rPr>
+              <w:t>스킬이 배열에 담긴 대로 사용하기에 분기할 수 없음</w:t>
+            </w:r>
           </w:p>
         </w:tc>
         <w:tc>
@@ -533,7 +601,16 @@
           <w:p>
             <w:pPr>
               <w:jc w:val="left"/>
-            </w:pPr>
+              <w:rPr>
+                <w:rFonts w:hint="eastAsia"/>
+              </w:rPr>
+            </w:pPr>
+            <w:r>
+              <w:rPr>
+                <w:rFonts w:hint="eastAsia"/>
+              </w:rPr>
+              <w:t>배열에 담긴 대로 사용하지 않고 원하는 스킬 이름을 통해 사용하도록 수정해야할 것</w:t>
+            </w:r>
           </w:p>
         </w:tc>
       </w:tr>
@@ -573,7 +650,6 @@
             <w:pPr>
               <w:jc w:val="center"/>
               <w:rPr>
-                <w:rFonts w:hint="eastAsia"/>
                 <w:b/>
                 <w:sz w:val="22"/>
               </w:rPr>
@@ -619,9 +695,6 @@
           <w:p>
             <w:pPr>
               <w:jc w:val="center"/>
-              <w:rPr>
-                <w:rFonts w:hint="eastAsia"/>
-              </w:rPr>
             </w:pPr>
             <w:r>
               <w:rPr>
@@ -651,15 +724,7 @@
                 <w:b/>
                 <w:sz w:val="22"/>
               </w:rPr>
-              <w:t>0</w:t>
-            </w:r>
-            <w:r>
-              <w:rPr>
-                <w:rFonts w:hint="eastAsia"/>
-                <w:b/>
-                <w:sz w:val="22"/>
-              </w:rPr>
-              <w:t>4</w:t>
+              <w:t>04</w:t>
             </w:r>
             <w:r>
               <w:rPr>
@@ -704,15 +769,7 @@
                 <w:b/>
                 <w:sz w:val="22"/>
               </w:rPr>
-              <w:t>4.</w:t>
-            </w:r>
-            <w:r>
-              <w:rPr>
-                <w:rFonts w:hint="eastAsia"/>
-                <w:b/>
-                <w:sz w:val="22"/>
-              </w:rPr>
-              <w:t>13</w:t>
+              <w:t>4.13</w:t>
             </w:r>
           </w:p>
         </w:tc>
@@ -753,6 +810,12 @@
           <w:p>
             <w:r>
               <w:t xml:space="preserve"> </w:t>
+            </w:r>
+            <w:r>
+              <w:rPr>
+                <w:rFonts w:hint="eastAsia"/>
+              </w:rPr>
+              <w:t>행동트리 보완</w:t>
             </w:r>
           </w:p>
         </w:tc>
